--- a/docs/general-english/A2/release/units/a22-u13.docx
+++ b/docs/general-english/A2/release/units/a22-u13.docx
@@ -3903,7 +3903,7 @@
           <wp:inline>
             <wp:extent cx="5724525" cy="1390650"/>
             <wp:effectExtent b="0" l="0" r="0" t="0"/>
-            <wp:docPr descr="The four words of the fill-in word bank, in bank order, each drawn: private, allowed, law, smoking." title="" id="45" name="Picture"/>
+            <wp:docPr descr="The four words of the fill-in word bank, in bank order, each drawn: allowed, private, law, smoking." title="" id="45" name="Picture"/>
             <a:graphic>
               <a:graphicData uri="http://schemas.openxmlformats.org/drawingml/2006/picture">
                 <pic:pic>
@@ -3997,7 +3997,7 @@
         <w:t xml:space="preserve"> </w:t>
       </w:r>
       <w:r>
-        <w:t xml:space="preserve">private | allowed | law | smoking</w:t>
+        <w:t xml:space="preserve">allowed | private | law | smoking</w:t>
       </w:r>
     </w:p>
     <w:p>
@@ -5382,7 +5382,7 @@
       <w:r>
         <w:drawing>
           <wp:inline>
-            <wp:extent cx="5724525" cy="2095500"/>
+            <wp:extent cx="5724525" cy="2286000"/>
             <wp:effectExtent b="0" l="0" r="0" t="0"/>
             <wp:docPr descr="The four rules of this task as chips above three empty bins -- necessary, forbidden and not necessary. Which chip goes in which bin is the exercise, so none of them is placed." title="" id="60" name="Picture"/>
             <a:graphic>
@@ -5403,7 +5403,7 @@
                   <pic:spPr bwMode="auto">
                     <a:xfrm>
                       <a:off x="0" y="0"/>
-                      <a:ext cx="5724525" cy="2095500"/>
+                      <a:ext cx="5724525" cy="2286000"/>
                     </a:xfrm>
                     <a:prstGeom prst="rect">
                       <a:avLst/>
@@ -5632,7 +5632,7 @@
       <w:r>
         <w:drawing>
           <wp:inline>
-            <wp:extent cx="5724525" cy="1857375"/>
+            <wp:extent cx="5724525" cy="2190750"/>
             <wp:effectExtent b="0" l="0" r="0" t="0"/>
             <wp:docPr descr="One correction worked through -- the wrong form struck out and the right one beside it -- and then three more sentences with an empty line for the learner to write the correct form." title="" id="63" name="Picture"/>
             <a:graphic>
@@ -5653,7 +5653,7 @@
                   <pic:spPr bwMode="auto">
                     <a:xfrm>
                       <a:off x="0" y="0"/>
-                      <a:ext cx="5724525" cy="1857375"/>
+                      <a:ext cx="5724525" cy="2190750"/>
                     </a:xfrm>
                     <a:prstGeom prst="rect">
                       <a:avLst/>
@@ -12147,7 +12147,7 @@
       <w:r>
         <w:drawing>
           <wp:inline>
-            <wp:extent cx="5724525" cy="2505075"/>
+            <wp:extent cx="5724525" cy="2733675"/>
             <wp:effectExtent b="0" l="0" r="0" t="0"/>
             <wp:docPr descr="The decision task as one question and three branches, with what each one costs: write them on a notice, which makes a building sound like a station; tell each new person yourself, which is a way of meeting them; or leave it, and a new person finds out when somebody tells them off." title="" id="132" name="Picture"/>
             <a:graphic>
@@ -12168,7 +12168,7 @@
                   <pic:spPr bwMode="auto">
                     <a:xfrm>
                       <a:off x="0" y="0"/>
-                      <a:ext cx="5724525" cy="2505075"/>
+                      <a:ext cx="5724525" cy="2733675"/>
                     </a:xfrm>
                     <a:prstGeom prst="rect">
                       <a:avLst/>
@@ -12465,7 +12465,7 @@
         <w:t xml:space="preserve"> </w:t>
       </w:r>
       <w:r>
-        <w:t xml:space="preserve">licence | guard | fee | member | mustn’t | don’t have to | storm | diary</w:t>
+        <w:t xml:space="preserve">member | diary | licence | don’t have to | fee | guard | mustn’t | storm</w:t>
       </w:r>
     </w:p>
     <w:p>
